--- a/DuongMinhDuy_final.docx
+++ b/DuongMinhDuy_final.docx
@@ -439,27 +439,7 @@
           <w:szCs w:val="26"/>
         </w:rPr>
         <w:tab/>
-      </w:r>
-      <w:r>
-        <w:rPr>
-          <w:sz w:val="26"/>
-          <w:szCs w:val="26"/>
-        </w:rPr>
-        <w:t xml:space="preserve">Thành phố Hồ Chí Minh, </w:t>
-      </w:r>
-      <w:r>
-        <w:rPr>
-          <w:sz w:val="26"/>
-          <w:szCs w:val="26"/>
-        </w:rPr>
-        <w:t xml:space="preserve">tháng 10 </w:t>
-      </w:r>
-      <w:r>
-        <w:rPr>
-          <w:sz w:val="26"/>
-          <w:szCs w:val="26"/>
-        </w:rPr>
-        <w:t>năm 2026</w:t>
+        <w:t>Thành phố Hồ Chí Minh, tháng 10 năm 2026</w:t>
       </w:r>
     </w:p>
     <w:p>
@@ -3378,12 +3358,6 @@
         <w:gridCol w:w="6998"/>
       </w:tblGrid>
       <w:tr>
-        <w:tblPrEx>
-          <w:tblCellMar>
-            <w:top w:w="0" w:type="dxa"/>
-            <w:bottom w:w="0" w:type="dxa"/>
-          </w:tblCellMar>
-        </w:tblPrEx>
         <w:trPr>
           <w:cantSplit/>
           <w:tblHeader/>
@@ -3496,12 +3470,6 @@
         </w:tc>
       </w:tr>
       <w:tr>
-        <w:tblPrEx>
-          <w:tblCellMar>
-            <w:top w:w="0" w:type="dxa"/>
-            <w:bottom w:w="0" w:type="dxa"/>
-          </w:tblCellMar>
-        </w:tblPrEx>
         <w:trPr>
           <w:cantSplit/>
           <w:jc w:val="center"/>
@@ -3603,12 +3571,6 @@
         </w:tc>
       </w:tr>
       <w:tr>
-        <w:tblPrEx>
-          <w:tblCellMar>
-            <w:top w:w="0" w:type="dxa"/>
-            <w:bottom w:w="0" w:type="dxa"/>
-          </w:tblCellMar>
-        </w:tblPrEx>
         <w:trPr>
           <w:cantSplit/>
           <w:jc w:val="center"/>
@@ -3710,12 +3672,6 @@
         </w:tc>
       </w:tr>
       <w:tr>
-        <w:tblPrEx>
-          <w:tblCellMar>
-            <w:top w:w="0" w:type="dxa"/>
-            <w:bottom w:w="0" w:type="dxa"/>
-          </w:tblCellMar>
-        </w:tblPrEx>
         <w:trPr>
           <w:cantSplit/>
           <w:jc w:val="center"/>
@@ -3817,12 +3773,6 @@
         </w:tc>
       </w:tr>
       <w:tr>
-        <w:tblPrEx>
-          <w:tblCellMar>
-            <w:top w:w="0" w:type="dxa"/>
-            <w:bottom w:w="0" w:type="dxa"/>
-          </w:tblCellMar>
-        </w:tblPrEx>
         <w:trPr>
           <w:cantSplit/>
           <w:jc w:val="center"/>
@@ -3924,12 +3874,6 @@
         </w:tc>
       </w:tr>
       <w:tr>
-        <w:tblPrEx>
-          <w:tblCellMar>
-            <w:top w:w="0" w:type="dxa"/>
-            <w:bottom w:w="0" w:type="dxa"/>
-          </w:tblCellMar>
-        </w:tblPrEx>
         <w:trPr>
           <w:cantSplit/>
           <w:jc w:val="center"/>
@@ -4163,12 +4107,6 @@
         <w:gridCol w:w="5298"/>
       </w:tblGrid>
       <w:tr>
-        <w:tblPrEx>
-          <w:tblCellMar>
-            <w:top w:w="0" w:type="dxa"/>
-            <w:bottom w:w="0" w:type="dxa"/>
-          </w:tblCellMar>
-        </w:tblPrEx>
         <w:trPr>
           <w:cantSplit/>
           <w:tblHeader/>
@@ -4281,12 +4219,6 @@
         </w:tc>
       </w:tr>
       <w:tr>
-        <w:tblPrEx>
-          <w:tblCellMar>
-            <w:top w:w="0" w:type="dxa"/>
-            <w:bottom w:w="0" w:type="dxa"/>
-          </w:tblCellMar>
-        </w:tblPrEx>
         <w:trPr>
           <w:cantSplit/>
           <w:jc w:val="center"/>
@@ -4388,12 +4320,6 @@
         </w:tc>
       </w:tr>
       <w:tr>
-        <w:tblPrEx>
-          <w:tblCellMar>
-            <w:top w:w="0" w:type="dxa"/>
-            <w:bottom w:w="0" w:type="dxa"/>
-          </w:tblCellMar>
-        </w:tblPrEx>
         <w:trPr>
           <w:cantSplit/>
           <w:jc w:val="center"/>
@@ -4495,12 +4421,6 @@
         </w:tc>
       </w:tr>
       <w:tr>
-        <w:tblPrEx>
-          <w:tblCellMar>
-            <w:top w:w="0" w:type="dxa"/>
-            <w:bottom w:w="0" w:type="dxa"/>
-          </w:tblCellMar>
-        </w:tblPrEx>
         <w:trPr>
           <w:cantSplit/>
           <w:jc w:val="center"/>
@@ -4602,12 +4522,6 @@
         </w:tc>
       </w:tr>
       <w:tr>
-        <w:tblPrEx>
-          <w:tblCellMar>
-            <w:top w:w="0" w:type="dxa"/>
-            <w:bottom w:w="0" w:type="dxa"/>
-          </w:tblCellMar>
-        </w:tblPrEx>
         <w:trPr>
           <w:cantSplit/>
           <w:jc w:val="center"/>
@@ -4784,12 +4698,6 @@
         <w:gridCol w:w="2049"/>
       </w:tblGrid>
       <w:tr>
-        <w:tblPrEx>
-          <w:tblCellMar>
-            <w:top w:w="0" w:type="dxa"/>
-            <w:bottom w:w="0" w:type="dxa"/>
-          </w:tblCellMar>
-        </w:tblPrEx>
         <w:trPr>
           <w:cantSplit/>
           <w:tblHeader/>
@@ -4937,12 +4845,6 @@
         </w:tc>
       </w:tr>
       <w:tr>
-        <w:tblPrEx>
-          <w:tblCellMar>
-            <w:top w:w="0" w:type="dxa"/>
-            <w:bottom w:w="0" w:type="dxa"/>
-          </w:tblCellMar>
-        </w:tblPrEx>
         <w:trPr>
           <w:cantSplit/>
           <w:jc w:val="center"/>
@@ -5075,12 +4977,6 @@
         </w:tc>
       </w:tr>
       <w:tr>
-        <w:tblPrEx>
-          <w:tblCellMar>
-            <w:top w:w="0" w:type="dxa"/>
-            <w:bottom w:w="0" w:type="dxa"/>
-          </w:tblCellMar>
-        </w:tblPrEx>
         <w:trPr>
           <w:cantSplit/>
           <w:jc w:val="center"/>
@@ -5213,12 +5109,6 @@
         </w:tc>
       </w:tr>
       <w:tr>
-        <w:tblPrEx>
-          <w:tblCellMar>
-            <w:top w:w="0" w:type="dxa"/>
-            <w:bottom w:w="0" w:type="dxa"/>
-          </w:tblCellMar>
-        </w:tblPrEx>
         <w:trPr>
           <w:cantSplit/>
           <w:jc w:val="center"/>
@@ -5351,12 +5241,6 @@
         </w:tc>
       </w:tr>
       <w:tr>
-        <w:tblPrEx>
-          <w:tblCellMar>
-            <w:top w:w="0" w:type="dxa"/>
-            <w:bottom w:w="0" w:type="dxa"/>
-          </w:tblCellMar>
-        </w:tblPrEx>
         <w:trPr>
           <w:cantSplit/>
           <w:jc w:val="center"/>
@@ -5489,12 +5373,6 @@
         </w:tc>
       </w:tr>
       <w:tr>
-        <w:tblPrEx>
-          <w:tblCellMar>
-            <w:top w:w="0" w:type="dxa"/>
-            <w:bottom w:w="0" w:type="dxa"/>
-          </w:tblCellMar>
-        </w:tblPrEx>
         <w:trPr>
           <w:cantSplit/>
           <w:jc w:val="center"/>
@@ -5755,12 +5633,6 @@
         <w:gridCol w:w="2198"/>
       </w:tblGrid>
       <w:tr>
-        <w:tblPrEx>
-          <w:tblCellMar>
-            <w:top w:w="0" w:type="dxa"/>
-            <w:bottom w:w="0" w:type="dxa"/>
-          </w:tblCellMar>
-        </w:tblPrEx>
         <w:trPr>
           <w:cantSplit/>
           <w:tblHeader/>
@@ -5978,12 +5850,6 @@
         </w:tc>
       </w:tr>
       <w:tr>
-        <w:tblPrEx>
-          <w:tblCellMar>
-            <w:top w:w="0" w:type="dxa"/>
-            <w:bottom w:w="0" w:type="dxa"/>
-          </w:tblCellMar>
-        </w:tblPrEx>
         <w:trPr>
           <w:cantSplit/>
           <w:jc w:val="center"/>
@@ -6181,12 +6047,6 @@
         </w:tc>
       </w:tr>
       <w:tr>
-        <w:tblPrEx>
-          <w:tblCellMar>
-            <w:top w:w="0" w:type="dxa"/>
-            <w:bottom w:w="0" w:type="dxa"/>
-          </w:tblCellMar>
-        </w:tblPrEx>
         <w:trPr>
           <w:cantSplit/>
           <w:jc w:val="center"/>
@@ -6384,12 +6244,6 @@
         </w:tc>
       </w:tr>
       <w:tr>
-        <w:tblPrEx>
-          <w:tblCellMar>
-            <w:top w:w="0" w:type="dxa"/>
-            <w:bottom w:w="0" w:type="dxa"/>
-          </w:tblCellMar>
-        </w:tblPrEx>
         <w:trPr>
           <w:cantSplit/>
           <w:jc w:val="center"/>
@@ -6587,12 +6441,6 @@
         </w:tc>
       </w:tr>
       <w:tr>
-        <w:tblPrEx>
-          <w:tblCellMar>
-            <w:top w:w="0" w:type="dxa"/>
-            <w:bottom w:w="0" w:type="dxa"/>
-          </w:tblCellMar>
-        </w:tblPrEx>
         <w:trPr>
           <w:cantSplit/>
           <w:jc w:val="center"/>
@@ -6790,12 +6638,6 @@
         </w:tc>
       </w:tr>
       <w:tr>
-        <w:tblPrEx>
-          <w:tblCellMar>
-            <w:top w:w="0" w:type="dxa"/>
-            <w:bottom w:w="0" w:type="dxa"/>
-          </w:tblCellMar>
-        </w:tblPrEx>
         <w:trPr>
           <w:cantSplit/>
           <w:jc w:val="center"/>
@@ -7301,12 +7143,6 @@
         <w:gridCol w:w="3000"/>
       </w:tblGrid>
       <w:tr>
-        <w:tblPrEx>
-          <w:tblCellMar>
-            <w:top w:w="0" w:type="dxa"/>
-            <w:bottom w:w="0" w:type="dxa"/>
-          </w:tblCellMar>
-        </w:tblPrEx>
         <w:trPr>
           <w:cantSplit/>
           <w:tblHeader/>
@@ -7384,12 +7220,6 @@
         </w:tc>
       </w:tr>
       <w:tr>
-        <w:tblPrEx>
-          <w:tblCellMar>
-            <w:top w:w="0" w:type="dxa"/>
-            <w:bottom w:w="0" w:type="dxa"/>
-          </w:tblCellMar>
-        </w:tblPrEx>
         <w:trPr>
           <w:cantSplit/>
           <w:jc w:val="center"/>
@@ -7459,12 +7289,6 @@
         </w:tc>
       </w:tr>
       <w:tr>
-        <w:tblPrEx>
-          <w:tblCellMar>
-            <w:top w:w="0" w:type="dxa"/>
-            <w:bottom w:w="0" w:type="dxa"/>
-          </w:tblCellMar>
-        </w:tblPrEx>
         <w:trPr>
           <w:cantSplit/>
           <w:jc w:val="center"/>
@@ -7534,12 +7358,6 @@
         </w:tc>
       </w:tr>
       <w:tr>
-        <w:tblPrEx>
-          <w:tblCellMar>
-            <w:top w:w="0" w:type="dxa"/>
-            <w:bottom w:w="0" w:type="dxa"/>
-          </w:tblCellMar>
-        </w:tblPrEx>
         <w:trPr>
           <w:cantSplit/>
           <w:jc w:val="center"/>
@@ -7609,12 +7427,6 @@
         </w:tc>
       </w:tr>
       <w:tr>
-        <w:tblPrEx>
-          <w:tblCellMar>
-            <w:top w:w="0" w:type="dxa"/>
-            <w:bottom w:w="0" w:type="dxa"/>
-          </w:tblCellMar>
-        </w:tblPrEx>
         <w:trPr>
           <w:cantSplit/>
           <w:jc w:val="center"/>
@@ -7684,12 +7496,6 @@
         </w:tc>
       </w:tr>
       <w:tr>
-        <w:tblPrEx>
-          <w:tblCellMar>
-            <w:top w:w="0" w:type="dxa"/>
-            <w:bottom w:w="0" w:type="dxa"/>
-          </w:tblCellMar>
-        </w:tblPrEx>
         <w:trPr>
           <w:cantSplit/>
           <w:jc w:val="center"/>
@@ -8056,12 +7862,6 @@
         <w:gridCol w:w="4198"/>
       </w:tblGrid>
       <w:tr>
-        <w:tblPrEx>
-          <w:tblCellMar>
-            <w:top w:w="0" w:type="dxa"/>
-            <w:bottom w:w="0" w:type="dxa"/>
-          </w:tblCellMar>
-        </w:tblPrEx>
         <w:trPr>
           <w:cantSplit/>
           <w:tblHeader/>
@@ -8174,12 +7974,6 @@
         </w:tc>
       </w:tr>
       <w:tr>
-        <w:tblPrEx>
-          <w:tblCellMar>
-            <w:top w:w="0" w:type="dxa"/>
-            <w:bottom w:w="0" w:type="dxa"/>
-          </w:tblCellMar>
-        </w:tblPrEx>
         <w:trPr>
           <w:cantSplit/>
           <w:jc w:val="center"/>
@@ -8279,12 +8073,6 @@
         </w:tc>
       </w:tr>
       <w:tr>
-        <w:tblPrEx>
-          <w:tblCellMar>
-            <w:top w:w="0" w:type="dxa"/>
-            <w:bottom w:w="0" w:type="dxa"/>
-          </w:tblCellMar>
-        </w:tblPrEx>
         <w:trPr>
           <w:cantSplit/>
           <w:jc w:val="center"/>
@@ -8399,12 +8187,6 @@
         </w:tc>
       </w:tr>
       <w:tr>
-        <w:tblPrEx>
-          <w:tblCellMar>
-            <w:top w:w="0" w:type="dxa"/>
-            <w:bottom w:w="0" w:type="dxa"/>
-          </w:tblCellMar>
-        </w:tblPrEx>
         <w:trPr>
           <w:cantSplit/>
           <w:jc w:val="center"/>
@@ -8504,12 +8286,6 @@
         </w:tc>
       </w:tr>
       <w:tr>
-        <w:tblPrEx>
-          <w:tblCellMar>
-            <w:top w:w="0" w:type="dxa"/>
-            <w:bottom w:w="0" w:type="dxa"/>
-          </w:tblCellMar>
-        </w:tblPrEx>
         <w:trPr>
           <w:cantSplit/>
           <w:jc w:val="center"/>
@@ -8609,12 +8385,6 @@
         </w:tc>
       </w:tr>
       <w:tr>
-        <w:tblPrEx>
-          <w:tblCellMar>
-            <w:top w:w="0" w:type="dxa"/>
-            <w:bottom w:w="0" w:type="dxa"/>
-          </w:tblCellMar>
-        </w:tblPrEx>
         <w:trPr>
           <w:cantSplit/>
           <w:jc w:val="center"/>
@@ -8714,12 +8484,6 @@
         </w:tc>
       </w:tr>
       <w:tr>
-        <w:tblPrEx>
-          <w:tblCellMar>
-            <w:top w:w="0" w:type="dxa"/>
-            <w:bottom w:w="0" w:type="dxa"/>
-          </w:tblCellMar>
-        </w:tblPrEx>
         <w:trPr>
           <w:cantSplit/>
           <w:jc w:val="center"/>
@@ -8819,12 +8583,6 @@
         </w:tc>
       </w:tr>
       <w:tr>
-        <w:tblPrEx>
-          <w:tblCellMar>
-            <w:top w:w="0" w:type="dxa"/>
-            <w:bottom w:w="0" w:type="dxa"/>
-          </w:tblCellMar>
-        </w:tblPrEx>
         <w:trPr>
           <w:cantSplit/>
           <w:jc w:val="center"/>
@@ -8991,12 +8749,6 @@
         <w:gridCol w:w="6998"/>
       </w:tblGrid>
       <w:tr>
-        <w:tblPrEx>
-          <w:tblCellMar>
-            <w:top w:w="0" w:type="dxa"/>
-            <w:bottom w:w="0" w:type="dxa"/>
-          </w:tblCellMar>
-        </w:tblPrEx>
         <w:trPr>
           <w:cantSplit/>
           <w:tblHeader/>
@@ -9074,12 +8826,6 @@
         </w:tc>
       </w:tr>
       <w:tr>
-        <w:tblPrEx>
-          <w:tblCellMar>
-            <w:top w:w="0" w:type="dxa"/>
-            <w:bottom w:w="0" w:type="dxa"/>
-          </w:tblCellMar>
-        </w:tblPrEx>
         <w:trPr>
           <w:cantSplit/>
           <w:jc w:val="center"/>
@@ -9148,12 +8894,6 @@
         </w:tc>
       </w:tr>
       <w:tr>
-        <w:tblPrEx>
-          <w:tblCellMar>
-            <w:top w:w="0" w:type="dxa"/>
-            <w:bottom w:w="0" w:type="dxa"/>
-          </w:tblCellMar>
-        </w:tblPrEx>
         <w:trPr>
           <w:cantSplit/>
           <w:jc w:val="center"/>
@@ -9222,12 +8962,6 @@
         </w:tc>
       </w:tr>
       <w:tr>
-        <w:tblPrEx>
-          <w:tblCellMar>
-            <w:top w:w="0" w:type="dxa"/>
-            <w:bottom w:w="0" w:type="dxa"/>
-          </w:tblCellMar>
-        </w:tblPrEx>
         <w:trPr>
           <w:cantSplit/>
           <w:jc w:val="center"/>
@@ -9296,12 +9030,6 @@
         </w:tc>
       </w:tr>
       <w:tr>
-        <w:tblPrEx>
-          <w:tblCellMar>
-            <w:top w:w="0" w:type="dxa"/>
-            <w:bottom w:w="0" w:type="dxa"/>
-          </w:tblCellMar>
-        </w:tblPrEx>
         <w:trPr>
           <w:cantSplit/>
           <w:jc w:val="center"/>
@@ -9400,12 +9128,6 @@
         </w:tc>
       </w:tr>
       <w:tr>
-        <w:tblPrEx>
-          <w:tblCellMar>
-            <w:top w:w="0" w:type="dxa"/>
-            <w:bottom w:w="0" w:type="dxa"/>
-          </w:tblCellMar>
-        </w:tblPrEx>
         <w:trPr>
           <w:cantSplit/>
           <w:jc w:val="center"/>
@@ -9569,12 +9291,6 @@
         <w:gridCol w:w="2598"/>
       </w:tblGrid>
       <w:tr>
-        <w:tblPrEx>
-          <w:tblCellMar>
-            <w:top w:w="0" w:type="dxa"/>
-            <w:bottom w:w="0" w:type="dxa"/>
-          </w:tblCellMar>
-        </w:tblPrEx>
         <w:trPr>
           <w:cantSplit/>
           <w:tblHeader/>
@@ -9722,12 +9438,6 @@
         </w:tc>
       </w:tr>
       <w:tr>
-        <w:tblPrEx>
-          <w:tblCellMar>
-            <w:top w:w="0" w:type="dxa"/>
-            <w:bottom w:w="0" w:type="dxa"/>
-          </w:tblCellMar>
-        </w:tblPrEx>
         <w:trPr>
           <w:cantSplit/>
           <w:jc w:val="center"/>
@@ -9862,12 +9572,6 @@
         </w:tc>
       </w:tr>
       <w:tr>
-        <w:tblPrEx>
-          <w:tblCellMar>
-            <w:top w:w="0" w:type="dxa"/>
-            <w:bottom w:w="0" w:type="dxa"/>
-          </w:tblCellMar>
-        </w:tblPrEx>
         <w:trPr>
           <w:cantSplit/>
           <w:jc w:val="center"/>
@@ -10002,12 +9706,6 @@
         </w:tc>
       </w:tr>
       <w:tr>
-        <w:tblPrEx>
-          <w:tblCellMar>
-            <w:top w:w="0" w:type="dxa"/>
-            <w:bottom w:w="0" w:type="dxa"/>
-          </w:tblCellMar>
-        </w:tblPrEx>
         <w:trPr>
           <w:cantSplit/>
           <w:jc w:val="center"/>
@@ -10142,12 +9840,6 @@
         </w:tc>
       </w:tr>
       <w:tr>
-        <w:tblPrEx>
-          <w:tblCellMar>
-            <w:top w:w="0" w:type="dxa"/>
-            <w:bottom w:w="0" w:type="dxa"/>
-          </w:tblCellMar>
-        </w:tblPrEx>
         <w:trPr>
           <w:cantSplit/>
           <w:jc w:val="center"/>
@@ -10282,12 +9974,6 @@
         </w:tc>
       </w:tr>
       <w:tr>
-        <w:tblPrEx>
-          <w:tblCellMar>
-            <w:top w:w="0" w:type="dxa"/>
-            <w:bottom w:w="0" w:type="dxa"/>
-          </w:tblCellMar>
-        </w:tblPrEx>
         <w:trPr>
           <w:cantSplit/>
           <w:jc w:val="center"/>
@@ -10538,12 +10224,6 @@
         <w:gridCol w:w="1798"/>
       </w:tblGrid>
       <w:tr>
-        <w:tblPrEx>
-          <w:tblCellMar>
-            <w:top w:w="0" w:type="dxa"/>
-            <w:bottom w:w="0" w:type="dxa"/>
-          </w:tblCellMar>
-        </w:tblPrEx>
         <w:trPr>
           <w:cantSplit/>
           <w:tblHeader/>
@@ -10726,12 +10406,6 @@
         </w:tc>
       </w:tr>
       <w:tr>
-        <w:tblPrEx>
-          <w:tblCellMar>
-            <w:top w:w="0" w:type="dxa"/>
-            <w:bottom w:w="0" w:type="dxa"/>
-          </w:tblCellMar>
-        </w:tblPrEx>
         <w:trPr>
           <w:cantSplit/>
           <w:jc w:val="center"/>
@@ -10896,12 +10570,6 @@
         </w:tc>
       </w:tr>
       <w:tr>
-        <w:tblPrEx>
-          <w:tblCellMar>
-            <w:top w:w="0" w:type="dxa"/>
-            <w:bottom w:w="0" w:type="dxa"/>
-          </w:tblCellMar>
-        </w:tblPrEx>
         <w:trPr>
           <w:cantSplit/>
           <w:jc w:val="center"/>
@@ -11066,12 +10734,6 @@
         </w:tc>
       </w:tr>
       <w:tr>
-        <w:tblPrEx>
-          <w:tblCellMar>
-            <w:top w:w="0" w:type="dxa"/>
-            <w:bottom w:w="0" w:type="dxa"/>
-          </w:tblCellMar>
-        </w:tblPrEx>
         <w:trPr>
           <w:cantSplit/>
           <w:jc w:val="center"/>
@@ -11236,12 +10898,6 @@
         </w:tc>
       </w:tr>
       <w:tr>
-        <w:tblPrEx>
-          <w:tblCellMar>
-            <w:top w:w="0" w:type="dxa"/>
-            <w:bottom w:w="0" w:type="dxa"/>
-          </w:tblCellMar>
-        </w:tblPrEx>
         <w:trPr>
           <w:cantSplit/>
           <w:jc w:val="center"/>
@@ -11406,12 +11062,6 @@
         </w:tc>
       </w:tr>
       <w:tr>
-        <w:tblPrEx>
-          <w:tblCellMar>
-            <w:top w:w="0" w:type="dxa"/>
-            <w:bottom w:w="0" w:type="dxa"/>
-          </w:tblCellMar>
-        </w:tblPrEx>
         <w:trPr>
           <w:cantSplit/>
           <w:jc w:val="center"/>
@@ -11576,12 +11226,6 @@
         </w:tc>
       </w:tr>
       <w:tr>
-        <w:tblPrEx>
-          <w:tblCellMar>
-            <w:top w:w="0" w:type="dxa"/>
-            <w:bottom w:w="0" w:type="dxa"/>
-          </w:tblCellMar>
-        </w:tblPrEx>
         <w:trPr>
           <w:cantSplit/>
           <w:jc w:val="center"/>
@@ -11746,12 +11390,6 @@
         </w:tc>
       </w:tr>
       <w:tr>
-        <w:tblPrEx>
-          <w:tblCellMar>
-            <w:top w:w="0" w:type="dxa"/>
-            <w:bottom w:w="0" w:type="dxa"/>
-          </w:tblCellMar>
-        </w:tblPrEx>
         <w:trPr>
           <w:cantSplit/>
           <w:jc w:val="center"/>
@@ -11916,12 +11554,6 @@
         </w:tc>
       </w:tr>
       <w:tr>
-        <w:tblPrEx>
-          <w:tblCellMar>
-            <w:top w:w="0" w:type="dxa"/>
-            <w:bottom w:w="0" w:type="dxa"/>
-          </w:tblCellMar>
-        </w:tblPrEx>
         <w:trPr>
           <w:cantSplit/>
           <w:jc w:val="center"/>
@@ -12078,12 +11710,6 @@
         </w:tc>
       </w:tr>
       <w:tr>
-        <w:tblPrEx>
-          <w:tblCellMar>
-            <w:top w:w="0" w:type="dxa"/>
-            <w:bottom w:w="0" w:type="dxa"/>
-          </w:tblCellMar>
-        </w:tblPrEx>
         <w:trPr>
           <w:cantSplit/>
           <w:jc w:val="center"/>
@@ -12787,12 +12413,6 @@
         <w:gridCol w:w="6998"/>
       </w:tblGrid>
       <w:tr>
-        <w:tblPrEx>
-          <w:tblCellMar>
-            <w:top w:w="0" w:type="dxa"/>
-            <w:bottom w:w="0" w:type="dxa"/>
-          </w:tblCellMar>
-        </w:tblPrEx>
         <w:trPr>
           <w:cantSplit/>
           <w:tblHeader/>
@@ -12870,12 +12490,6 @@
         </w:tc>
       </w:tr>
       <w:tr>
-        <w:tblPrEx>
-          <w:tblCellMar>
-            <w:top w:w="0" w:type="dxa"/>
-            <w:bottom w:w="0" w:type="dxa"/>
-          </w:tblCellMar>
-        </w:tblPrEx>
         <w:trPr>
           <w:cantSplit/>
           <w:jc w:val="center"/>
@@ -12944,12 +12558,6 @@
         </w:tc>
       </w:tr>
       <w:tr>
-        <w:tblPrEx>
-          <w:tblCellMar>
-            <w:top w:w="0" w:type="dxa"/>
-            <w:bottom w:w="0" w:type="dxa"/>
-          </w:tblCellMar>
-        </w:tblPrEx>
         <w:trPr>
           <w:cantSplit/>
           <w:jc w:val="center"/>
@@ -13048,12 +12656,6 @@
         </w:tc>
       </w:tr>
       <w:tr>
-        <w:tblPrEx>
-          <w:tblCellMar>
-            <w:top w:w="0" w:type="dxa"/>
-            <w:bottom w:w="0" w:type="dxa"/>
-          </w:tblCellMar>
-        </w:tblPrEx>
         <w:trPr>
           <w:cantSplit/>
           <w:jc w:val="center"/>
@@ -13122,12 +12724,6 @@
         </w:tc>
       </w:tr>
       <w:tr>
-        <w:tblPrEx>
-          <w:tblCellMar>
-            <w:top w:w="0" w:type="dxa"/>
-            <w:bottom w:w="0" w:type="dxa"/>
-          </w:tblCellMar>
-        </w:tblPrEx>
         <w:trPr>
           <w:cantSplit/>
           <w:jc w:val="center"/>
@@ -13196,12 +12792,6 @@
         </w:tc>
       </w:tr>
       <w:tr>
-        <w:tblPrEx>
-          <w:tblCellMar>
-            <w:top w:w="0" w:type="dxa"/>
-            <w:bottom w:w="0" w:type="dxa"/>
-          </w:tblCellMar>
-        </w:tblPrEx>
         <w:trPr>
           <w:cantSplit/>
           <w:jc w:val="center"/>
@@ -13270,12 +12860,6 @@
         </w:tc>
       </w:tr>
       <w:tr>
-        <w:tblPrEx>
-          <w:tblCellMar>
-            <w:top w:w="0" w:type="dxa"/>
-            <w:bottom w:w="0" w:type="dxa"/>
-          </w:tblCellMar>
-        </w:tblPrEx>
         <w:trPr>
           <w:cantSplit/>
           <w:jc w:val="center"/>
@@ -13344,12 +12928,6 @@
         </w:tc>
       </w:tr>
       <w:tr>
-        <w:tblPrEx>
-          <w:tblCellMar>
-            <w:top w:w="0" w:type="dxa"/>
-            <w:bottom w:w="0" w:type="dxa"/>
-          </w:tblCellMar>
-        </w:tblPrEx>
         <w:trPr>
           <w:cantSplit/>
           <w:jc w:val="center"/>
@@ -13479,12 +13057,6 @@
         <w:gridCol w:w="6898"/>
       </w:tblGrid>
       <w:tr>
-        <w:tblPrEx>
-          <w:tblCellMar>
-            <w:top w:w="0" w:type="dxa"/>
-            <w:bottom w:w="0" w:type="dxa"/>
-          </w:tblCellMar>
-        </w:tblPrEx>
         <w:trPr>
           <w:cantSplit/>
           <w:tblHeader/>
@@ -13562,12 +13134,6 @@
         </w:tc>
       </w:tr>
       <w:tr>
-        <w:tblPrEx>
-          <w:tblCellMar>
-            <w:top w:w="0" w:type="dxa"/>
-            <w:bottom w:w="0" w:type="dxa"/>
-          </w:tblCellMar>
-        </w:tblPrEx>
         <w:trPr>
           <w:cantSplit/>
           <w:jc w:val="center"/>
@@ -13636,12 +13202,6 @@
         </w:tc>
       </w:tr>
       <w:tr>
-        <w:tblPrEx>
-          <w:tblCellMar>
-            <w:top w:w="0" w:type="dxa"/>
-            <w:bottom w:w="0" w:type="dxa"/>
-          </w:tblCellMar>
-        </w:tblPrEx>
         <w:trPr>
           <w:cantSplit/>
           <w:jc w:val="center"/>
@@ -13710,12 +13270,6 @@
         </w:tc>
       </w:tr>
       <w:tr>
-        <w:tblPrEx>
-          <w:tblCellMar>
-            <w:top w:w="0" w:type="dxa"/>
-            <w:bottom w:w="0" w:type="dxa"/>
-          </w:tblCellMar>
-        </w:tblPrEx>
         <w:trPr>
           <w:cantSplit/>
           <w:jc w:val="center"/>
@@ -13784,12 +13338,6 @@
         </w:tc>
       </w:tr>
       <w:tr>
-        <w:tblPrEx>
-          <w:tblCellMar>
-            <w:top w:w="0" w:type="dxa"/>
-            <w:bottom w:w="0" w:type="dxa"/>
-          </w:tblCellMar>
-        </w:tblPrEx>
         <w:trPr>
           <w:cantSplit/>
           <w:jc w:val="center"/>
@@ -13858,12 +13406,6 @@
         </w:tc>
       </w:tr>
       <w:tr>
-        <w:tblPrEx>
-          <w:tblCellMar>
-            <w:top w:w="0" w:type="dxa"/>
-            <w:bottom w:w="0" w:type="dxa"/>
-          </w:tblCellMar>
-        </w:tblPrEx>
         <w:trPr>
           <w:cantSplit/>
           <w:jc w:val="center"/>
@@ -13932,12 +13474,6 @@
         </w:tc>
       </w:tr>
       <w:tr>
-        <w:tblPrEx>
-          <w:tblCellMar>
-            <w:top w:w="0" w:type="dxa"/>
-            <w:bottom w:w="0" w:type="dxa"/>
-          </w:tblCellMar>
-        </w:tblPrEx>
         <w:trPr>
           <w:cantSplit/>
           <w:jc w:val="center"/>
@@ -14095,12 +13631,6 @@
         <w:gridCol w:w="1474"/>
       </w:tblGrid>
       <w:tr>
-        <w:tblPrEx>
-          <w:tblCellMar>
-            <w:top w:w="0" w:type="dxa"/>
-            <w:bottom w:w="0" w:type="dxa"/>
-          </w:tblCellMar>
-        </w:tblPrEx>
         <w:trPr>
           <w:cantSplit/>
           <w:tblHeader/>
@@ -14388,12 +13918,6 @@
         </w:tc>
       </w:tr>
       <w:tr>
-        <w:tblPrEx>
-          <w:tblCellMar>
-            <w:top w:w="0" w:type="dxa"/>
-            <w:bottom w:w="0" w:type="dxa"/>
-          </w:tblCellMar>
-        </w:tblPrEx>
         <w:trPr>
           <w:cantSplit/>
           <w:jc w:val="center"/>
@@ -14655,12 +14179,6 @@
         </w:tc>
       </w:tr>
       <w:tr>
-        <w:tblPrEx>
-          <w:tblCellMar>
-            <w:top w:w="0" w:type="dxa"/>
-            <w:bottom w:w="0" w:type="dxa"/>
-          </w:tblCellMar>
-        </w:tblPrEx>
         <w:trPr>
           <w:cantSplit/>
           <w:jc w:val="center"/>
@@ -14922,12 +14440,6 @@
         </w:tc>
       </w:tr>
       <w:tr>
-        <w:tblPrEx>
-          <w:tblCellMar>
-            <w:top w:w="0" w:type="dxa"/>
-            <w:bottom w:w="0" w:type="dxa"/>
-          </w:tblCellMar>
-        </w:tblPrEx>
         <w:trPr>
           <w:cantSplit/>
           <w:jc w:val="center"/>
@@ -15189,12 +14701,6 @@
         </w:tc>
       </w:tr>
       <w:tr>
-        <w:tblPrEx>
-          <w:tblCellMar>
-            <w:top w:w="0" w:type="dxa"/>
-            <w:bottom w:w="0" w:type="dxa"/>
-          </w:tblCellMar>
-        </w:tblPrEx>
         <w:trPr>
           <w:cantSplit/>
           <w:jc w:val="center"/>
@@ -15456,12 +14962,6 @@
         </w:tc>
       </w:tr>
       <w:tr>
-        <w:tblPrEx>
-          <w:tblCellMar>
-            <w:top w:w="0" w:type="dxa"/>
-            <w:bottom w:w="0" w:type="dxa"/>
-          </w:tblCellMar>
-        </w:tblPrEx>
         <w:trPr>
           <w:cantSplit/>
           <w:jc w:val="center"/>
@@ -15723,12 +15223,6 @@
         </w:tc>
       </w:tr>
       <w:tr>
-        <w:tblPrEx>
-          <w:tblCellMar>
-            <w:top w:w="0" w:type="dxa"/>
-            <w:bottom w:w="0" w:type="dxa"/>
-          </w:tblCellMar>
-        </w:tblPrEx>
         <w:trPr>
           <w:cantSplit/>
           <w:jc w:val="center"/>
@@ -16006,12 +15500,6 @@
         </w:tc>
       </w:tr>
       <w:tr>
-        <w:tblPrEx>
-          <w:tblCellMar>
-            <w:top w:w="0" w:type="dxa"/>
-            <w:bottom w:w="0" w:type="dxa"/>
-          </w:tblCellMar>
-        </w:tblPrEx>
         <w:trPr>
           <w:cantSplit/>
           <w:jc w:val="center"/>
@@ -16357,12 +15845,6 @@
         <w:gridCol w:w="1748"/>
       </w:tblGrid>
       <w:tr>
-        <w:tblPrEx>
-          <w:tblCellMar>
-            <w:top w:w="0" w:type="dxa"/>
-            <w:bottom w:w="0" w:type="dxa"/>
-          </w:tblCellMar>
-        </w:tblPrEx>
         <w:trPr>
           <w:cantSplit/>
           <w:tblHeader/>
@@ -16545,12 +16027,6 @@
         </w:tc>
       </w:tr>
       <w:tr>
-        <w:tblPrEx>
-          <w:tblCellMar>
-            <w:top w:w="0" w:type="dxa"/>
-            <w:bottom w:w="0" w:type="dxa"/>
-          </w:tblCellMar>
-        </w:tblPrEx>
         <w:trPr>
           <w:cantSplit/>
           <w:jc w:val="center"/>
@@ -16716,12 +16192,6 @@
         </w:tc>
       </w:tr>
       <w:tr>
-        <w:tblPrEx>
-          <w:tblCellMar>
-            <w:top w:w="0" w:type="dxa"/>
-            <w:bottom w:w="0" w:type="dxa"/>
-          </w:tblCellMar>
-        </w:tblPrEx>
         <w:trPr>
           <w:cantSplit/>
           <w:jc w:val="center"/>
@@ -16887,12 +16357,6 @@
         </w:tc>
       </w:tr>
       <w:tr>
-        <w:tblPrEx>
-          <w:tblCellMar>
-            <w:top w:w="0" w:type="dxa"/>
-            <w:bottom w:w="0" w:type="dxa"/>
-          </w:tblCellMar>
-        </w:tblPrEx>
         <w:trPr>
           <w:cantSplit/>
           <w:jc w:val="center"/>
@@ -17058,12 +16522,6 @@
         </w:tc>
       </w:tr>
       <w:tr>
-        <w:tblPrEx>
-          <w:tblCellMar>
-            <w:top w:w="0" w:type="dxa"/>
-            <w:bottom w:w="0" w:type="dxa"/>
-          </w:tblCellMar>
-        </w:tblPrEx>
         <w:trPr>
           <w:cantSplit/>
           <w:jc w:val="center"/>
@@ -17229,12 +16687,6 @@
         </w:tc>
       </w:tr>
       <w:tr>
-        <w:tblPrEx>
-          <w:tblCellMar>
-            <w:top w:w="0" w:type="dxa"/>
-            <w:bottom w:w="0" w:type="dxa"/>
-          </w:tblCellMar>
-        </w:tblPrEx>
         <w:trPr>
           <w:cantSplit/>
           <w:jc w:val="center"/>
@@ -17400,12 +16852,6 @@
         </w:tc>
       </w:tr>
       <w:tr>
-        <w:tblPrEx>
-          <w:tblCellMar>
-            <w:top w:w="0" w:type="dxa"/>
-            <w:bottom w:w="0" w:type="dxa"/>
-          </w:tblCellMar>
-        </w:tblPrEx>
         <w:trPr>
           <w:cantSplit/>
           <w:jc w:val="center"/>
@@ -17581,12 +17027,6 @@
         </w:tc>
       </w:tr>
       <w:tr>
-        <w:tblPrEx>
-          <w:tblCellMar>
-            <w:top w:w="0" w:type="dxa"/>
-            <w:bottom w:w="0" w:type="dxa"/>
-          </w:tblCellMar>
-        </w:tblPrEx>
         <w:trPr>
           <w:cantSplit/>
           <w:jc w:val="center"/>
@@ -17805,12 +17245,6 @@
         <w:gridCol w:w="1198"/>
       </w:tblGrid>
       <w:tr>
-        <w:tblPrEx>
-          <w:tblCellMar>
-            <w:top w:w="0" w:type="dxa"/>
-            <w:bottom w:w="0" w:type="dxa"/>
-          </w:tblCellMar>
-        </w:tblPrEx>
         <w:trPr>
           <w:cantSplit/>
           <w:tblHeader/>
@@ -18028,12 +17462,6 @@
         </w:tc>
       </w:tr>
       <w:tr>
-        <w:tblPrEx>
-          <w:tblCellMar>
-            <w:top w:w="0" w:type="dxa"/>
-            <w:bottom w:w="0" w:type="dxa"/>
-          </w:tblCellMar>
-        </w:tblPrEx>
         <w:trPr>
           <w:cantSplit/>
           <w:jc w:val="center"/>
@@ -18231,12 +17659,6 @@
         </w:tc>
       </w:tr>
       <w:tr>
-        <w:tblPrEx>
-          <w:tblCellMar>
-            <w:top w:w="0" w:type="dxa"/>
-            <w:bottom w:w="0" w:type="dxa"/>
-          </w:tblCellMar>
-        </w:tblPrEx>
         <w:trPr>
           <w:cantSplit/>
           <w:jc w:val="center"/>
@@ -18434,12 +17856,6 @@
         </w:tc>
       </w:tr>
       <w:tr>
-        <w:tblPrEx>
-          <w:tblCellMar>
-            <w:top w:w="0" w:type="dxa"/>
-            <w:bottom w:w="0" w:type="dxa"/>
-          </w:tblCellMar>
-        </w:tblPrEx>
         <w:trPr>
           <w:cantSplit/>
           <w:jc w:val="center"/>
@@ -18637,12 +18053,6 @@
         </w:tc>
       </w:tr>
       <w:tr>
-        <w:tblPrEx>
-          <w:tblCellMar>
-            <w:top w:w="0" w:type="dxa"/>
-            <w:bottom w:w="0" w:type="dxa"/>
-          </w:tblCellMar>
-        </w:tblPrEx>
         <w:trPr>
           <w:cantSplit/>
           <w:jc w:val="center"/>
@@ -18912,12 +18322,6 @@
         <w:gridCol w:w="1348"/>
       </w:tblGrid>
       <w:tr>
-        <w:tblPrEx>
-          <w:tblCellMar>
-            <w:top w:w="0" w:type="dxa"/>
-            <w:bottom w:w="0" w:type="dxa"/>
-          </w:tblCellMar>
-        </w:tblPrEx>
         <w:trPr>
           <w:cantSplit/>
           <w:tblHeader/>
@@ -19135,12 +18539,6 @@
         </w:tc>
       </w:tr>
       <w:tr>
-        <w:tblPrEx>
-          <w:tblCellMar>
-            <w:top w:w="0" w:type="dxa"/>
-            <w:bottom w:w="0" w:type="dxa"/>
-          </w:tblCellMar>
-        </w:tblPrEx>
         <w:trPr>
           <w:cantSplit/>
           <w:jc w:val="center"/>
@@ -19338,12 +18736,6 @@
         </w:tc>
       </w:tr>
       <w:tr>
-        <w:tblPrEx>
-          <w:tblCellMar>
-            <w:top w:w="0" w:type="dxa"/>
-            <w:bottom w:w="0" w:type="dxa"/>
-          </w:tblCellMar>
-        </w:tblPrEx>
         <w:trPr>
           <w:cantSplit/>
           <w:jc w:val="center"/>
@@ -19541,12 +18933,6 @@
         </w:tc>
       </w:tr>
       <w:tr>
-        <w:tblPrEx>
-          <w:tblCellMar>
-            <w:top w:w="0" w:type="dxa"/>
-            <w:bottom w:w="0" w:type="dxa"/>
-          </w:tblCellMar>
-        </w:tblPrEx>
         <w:trPr>
           <w:cantSplit/>
           <w:jc w:val="center"/>
@@ -19744,12 +19130,6 @@
         </w:tc>
       </w:tr>
       <w:tr>
-        <w:tblPrEx>
-          <w:tblCellMar>
-            <w:top w:w="0" w:type="dxa"/>
-            <w:bottom w:w="0" w:type="dxa"/>
-          </w:tblCellMar>
-        </w:tblPrEx>
         <w:trPr>
           <w:cantSplit/>
           <w:jc w:val="center"/>
@@ -20006,12 +19386,6 @@
         <w:gridCol w:w="2066"/>
       </w:tblGrid>
       <w:tr>
-        <w:tblPrEx>
-          <w:tblCellMar>
-            <w:top w:w="0" w:type="dxa"/>
-            <w:bottom w:w="0" w:type="dxa"/>
-          </w:tblCellMar>
-        </w:tblPrEx>
         <w:trPr>
           <w:cantSplit/>
           <w:tblHeader/>
@@ -20159,12 +19533,6 @@
         </w:tc>
       </w:tr>
       <w:tr>
-        <w:tblPrEx>
-          <w:tblCellMar>
-            <w:top w:w="0" w:type="dxa"/>
-            <w:bottom w:w="0" w:type="dxa"/>
-          </w:tblCellMar>
-        </w:tblPrEx>
         <w:trPr>
           <w:cantSplit/>
           <w:jc w:val="center"/>
@@ -20298,12 +19666,6 @@
         </w:tc>
       </w:tr>
       <w:tr>
-        <w:tblPrEx>
-          <w:tblCellMar>
-            <w:top w:w="0" w:type="dxa"/>
-            <w:bottom w:w="0" w:type="dxa"/>
-          </w:tblCellMar>
-        </w:tblPrEx>
         <w:trPr>
           <w:cantSplit/>
           <w:jc w:val="center"/>
@@ -20437,12 +19799,6 @@
         </w:tc>
       </w:tr>
       <w:tr>
-        <w:tblPrEx>
-          <w:tblCellMar>
-            <w:top w:w="0" w:type="dxa"/>
-            <w:bottom w:w="0" w:type="dxa"/>
-          </w:tblCellMar>
-        </w:tblPrEx>
         <w:trPr>
           <w:cantSplit/>
           <w:jc w:val="center"/>
@@ -20576,12 +19932,6 @@
         </w:tc>
       </w:tr>
       <w:tr>
-        <w:tblPrEx>
-          <w:tblCellMar>
-            <w:top w:w="0" w:type="dxa"/>
-            <w:bottom w:w="0" w:type="dxa"/>
-          </w:tblCellMar>
-        </w:tblPrEx>
         <w:trPr>
           <w:cantSplit/>
           <w:jc w:val="center"/>
@@ -20715,12 +20065,6 @@
         </w:tc>
       </w:tr>
       <w:tr>
-        <w:tblPrEx>
-          <w:tblCellMar>
-            <w:top w:w="0" w:type="dxa"/>
-            <w:bottom w:w="0" w:type="dxa"/>
-          </w:tblCellMar>
-        </w:tblPrEx>
         <w:trPr>
           <w:cantSplit/>
           <w:jc w:val="center"/>
@@ -20854,12 +20198,6 @@
         </w:tc>
       </w:tr>
       <w:tr>
-        <w:tblPrEx>
-          <w:tblCellMar>
-            <w:top w:w="0" w:type="dxa"/>
-            <w:bottom w:w="0" w:type="dxa"/>
-          </w:tblCellMar>
-        </w:tblPrEx>
         <w:trPr>
           <w:cantSplit/>
           <w:jc w:val="center"/>
@@ -21001,12 +20339,6 @@
         </w:tc>
       </w:tr>
       <w:tr>
-        <w:tblPrEx>
-          <w:tblCellMar>
-            <w:top w:w="0" w:type="dxa"/>
-            <w:bottom w:w="0" w:type="dxa"/>
-          </w:tblCellMar>
-        </w:tblPrEx>
         <w:trPr>
           <w:cantSplit/>
           <w:jc w:val="center"/>
@@ -21274,12 +20606,6 @@
         <w:gridCol w:w="1798"/>
       </w:tblGrid>
       <w:tr>
-        <w:tblPrEx>
-          <w:tblCellMar>
-            <w:top w:w="0" w:type="dxa"/>
-            <w:bottom w:w="0" w:type="dxa"/>
-          </w:tblCellMar>
-        </w:tblPrEx>
         <w:trPr>
           <w:cantSplit/>
           <w:tblHeader/>
@@ -21462,12 +20788,6 @@
         </w:tc>
       </w:tr>
       <w:tr>
-        <w:tblPrEx>
-          <w:tblCellMar>
-            <w:top w:w="0" w:type="dxa"/>
-            <w:bottom w:w="0" w:type="dxa"/>
-          </w:tblCellMar>
-        </w:tblPrEx>
         <w:trPr>
           <w:cantSplit/>
           <w:jc w:val="center"/>
@@ -21633,12 +20953,6 @@
         </w:tc>
       </w:tr>
       <w:tr>
-        <w:tblPrEx>
-          <w:tblCellMar>
-            <w:top w:w="0" w:type="dxa"/>
-            <w:bottom w:w="0" w:type="dxa"/>
-          </w:tblCellMar>
-        </w:tblPrEx>
         <w:trPr>
           <w:cantSplit/>
           <w:jc w:val="center"/>
@@ -21804,12 +21118,6 @@
         </w:tc>
       </w:tr>
       <w:tr>
-        <w:tblPrEx>
-          <w:tblCellMar>
-            <w:top w:w="0" w:type="dxa"/>
-            <w:bottom w:w="0" w:type="dxa"/>
-          </w:tblCellMar>
-        </w:tblPrEx>
         <w:trPr>
           <w:cantSplit/>
           <w:jc w:val="center"/>
@@ -21975,12 +21283,6 @@
         </w:tc>
       </w:tr>
       <w:tr>
-        <w:tblPrEx>
-          <w:tblCellMar>
-            <w:top w:w="0" w:type="dxa"/>
-            <w:bottom w:w="0" w:type="dxa"/>
-          </w:tblCellMar>
-        </w:tblPrEx>
         <w:trPr>
           <w:cantSplit/>
           <w:jc w:val="center"/>
@@ -22208,12 +21510,6 @@
         <w:gridCol w:w="1598"/>
       </w:tblGrid>
       <w:tr>
-        <w:tblPrEx>
-          <w:tblCellMar>
-            <w:top w:w="0" w:type="dxa"/>
-            <w:bottom w:w="0" w:type="dxa"/>
-          </w:tblCellMar>
-        </w:tblPrEx>
         <w:trPr>
           <w:cantSplit/>
           <w:tblHeader/>
@@ -22466,12 +21762,6 @@
         </w:tc>
       </w:tr>
       <w:tr>
-        <w:tblPrEx>
-          <w:tblCellMar>
-            <w:top w:w="0" w:type="dxa"/>
-            <w:bottom w:w="0" w:type="dxa"/>
-          </w:tblCellMar>
-        </w:tblPrEx>
         <w:trPr>
           <w:cantSplit/>
           <w:jc w:val="center"/>
@@ -22701,12 +21991,6 @@
         </w:tc>
       </w:tr>
       <w:tr>
-        <w:tblPrEx>
-          <w:tblCellMar>
-            <w:top w:w="0" w:type="dxa"/>
-            <w:bottom w:w="0" w:type="dxa"/>
-          </w:tblCellMar>
-        </w:tblPrEx>
         <w:trPr>
           <w:cantSplit/>
           <w:jc w:val="center"/>
@@ -22936,12 +22220,6 @@
         </w:tc>
       </w:tr>
       <w:tr>
-        <w:tblPrEx>
-          <w:tblCellMar>
-            <w:top w:w="0" w:type="dxa"/>
-            <w:bottom w:w="0" w:type="dxa"/>
-          </w:tblCellMar>
-        </w:tblPrEx>
         <w:trPr>
           <w:cantSplit/>
           <w:jc w:val="center"/>
@@ -23171,12 +22449,6 @@
         </w:tc>
       </w:tr>
       <w:tr>
-        <w:tblPrEx>
-          <w:tblCellMar>
-            <w:top w:w="0" w:type="dxa"/>
-            <w:bottom w:w="0" w:type="dxa"/>
-          </w:tblCellMar>
-        </w:tblPrEx>
         <w:trPr>
           <w:cantSplit/>
           <w:jc w:val="center"/>
@@ -23406,12 +22678,6 @@
         </w:tc>
       </w:tr>
       <w:tr>
-        <w:tblPrEx>
-          <w:tblCellMar>
-            <w:top w:w="0" w:type="dxa"/>
-            <w:bottom w:w="0" w:type="dxa"/>
-          </w:tblCellMar>
-        </w:tblPrEx>
         <w:trPr>
           <w:cantSplit/>
           <w:jc w:val="center"/>
@@ -23690,12 +22956,6 @@
         <w:gridCol w:w="1898"/>
       </w:tblGrid>
       <w:tr>
-        <w:tblPrEx>
-          <w:tblCellMar>
-            <w:top w:w="0" w:type="dxa"/>
-            <w:bottom w:w="0" w:type="dxa"/>
-          </w:tblCellMar>
-        </w:tblPrEx>
         <w:trPr>
           <w:cantSplit/>
           <w:tblHeader/>
@@ -23878,12 +23138,6 @@
         </w:tc>
       </w:tr>
       <w:tr>
-        <w:tblPrEx>
-          <w:tblCellMar>
-            <w:top w:w="0" w:type="dxa"/>
-            <w:bottom w:w="0" w:type="dxa"/>
-          </w:tblCellMar>
-        </w:tblPrEx>
         <w:trPr>
           <w:cantSplit/>
           <w:jc w:val="center"/>
@@ -24049,12 +23303,6 @@
         </w:tc>
       </w:tr>
       <w:tr>
-        <w:tblPrEx>
-          <w:tblCellMar>
-            <w:top w:w="0" w:type="dxa"/>
-            <w:bottom w:w="0" w:type="dxa"/>
-          </w:tblCellMar>
-        </w:tblPrEx>
         <w:trPr>
           <w:cantSplit/>
           <w:jc w:val="center"/>
@@ -24220,12 +23468,6 @@
         </w:tc>
       </w:tr>
       <w:tr>
-        <w:tblPrEx>
-          <w:tblCellMar>
-            <w:top w:w="0" w:type="dxa"/>
-            <w:bottom w:w="0" w:type="dxa"/>
-          </w:tblCellMar>
-        </w:tblPrEx>
         <w:trPr>
           <w:cantSplit/>
           <w:jc w:val="center"/>
@@ -24391,12 +23633,6 @@
         </w:tc>
       </w:tr>
       <w:tr>
-        <w:tblPrEx>
-          <w:tblCellMar>
-            <w:top w:w="0" w:type="dxa"/>
-            <w:bottom w:w="0" w:type="dxa"/>
-          </w:tblCellMar>
-        </w:tblPrEx>
         <w:trPr>
           <w:cantSplit/>
           <w:jc w:val="center"/>
@@ -24705,12 +23941,6 @@
         <w:gridCol w:w="2898"/>
       </w:tblGrid>
       <w:tr>
-        <w:tblPrEx>
-          <w:tblCellMar>
-            <w:top w:w="0" w:type="dxa"/>
-            <w:bottom w:w="0" w:type="dxa"/>
-          </w:tblCellMar>
-        </w:tblPrEx>
         <w:trPr>
           <w:cantSplit/>
           <w:tblHeader/>
@@ -24858,12 +24088,6 @@
         </w:tc>
       </w:tr>
       <w:tr>
-        <w:tblPrEx>
-          <w:tblCellMar>
-            <w:top w:w="0" w:type="dxa"/>
-            <w:bottom w:w="0" w:type="dxa"/>
-          </w:tblCellMar>
-        </w:tblPrEx>
         <w:trPr>
           <w:cantSplit/>
           <w:jc w:val="center"/>
@@ -24996,12 +24220,6 @@
         </w:tc>
       </w:tr>
       <w:tr>
-        <w:tblPrEx>
-          <w:tblCellMar>
-            <w:top w:w="0" w:type="dxa"/>
-            <w:bottom w:w="0" w:type="dxa"/>
-          </w:tblCellMar>
-        </w:tblPrEx>
         <w:trPr>
           <w:cantSplit/>
           <w:jc w:val="center"/>
@@ -25134,12 +24352,6 @@
         </w:tc>
       </w:tr>
       <w:tr>
-        <w:tblPrEx>
-          <w:tblCellMar>
-            <w:top w:w="0" w:type="dxa"/>
-            <w:bottom w:w="0" w:type="dxa"/>
-          </w:tblCellMar>
-        </w:tblPrEx>
         <w:trPr>
           <w:cantSplit/>
           <w:jc w:val="center"/>
@@ -25272,12 +24484,6 @@
         </w:tc>
       </w:tr>
       <w:tr>
-        <w:tblPrEx>
-          <w:tblCellMar>
-            <w:top w:w="0" w:type="dxa"/>
-            <w:bottom w:w="0" w:type="dxa"/>
-          </w:tblCellMar>
-        </w:tblPrEx>
         <w:trPr>
           <w:cantSplit/>
           <w:jc w:val="center"/>
@@ -25410,12 +24616,6 @@
         </w:tc>
       </w:tr>
       <w:tr>
-        <w:tblPrEx>
-          <w:tblCellMar>
-            <w:top w:w="0" w:type="dxa"/>
-            <w:bottom w:w="0" w:type="dxa"/>
-          </w:tblCellMar>
-        </w:tblPrEx>
         <w:trPr>
           <w:cantSplit/>
           <w:jc w:val="center"/>
@@ -25548,12 +24748,6 @@
         </w:tc>
       </w:tr>
       <w:tr>
-        <w:tblPrEx>
-          <w:tblCellMar>
-            <w:top w:w="0" w:type="dxa"/>
-            <w:bottom w:w="0" w:type="dxa"/>
-          </w:tblCellMar>
-        </w:tblPrEx>
         <w:trPr>
           <w:cantSplit/>
           <w:jc w:val="center"/>
@@ -25686,12 +24880,6 @@
         </w:tc>
       </w:tr>
       <w:tr>
-        <w:tblPrEx>
-          <w:tblCellMar>
-            <w:top w:w="0" w:type="dxa"/>
-            <w:bottom w:w="0" w:type="dxa"/>
-          </w:tblCellMar>
-        </w:tblPrEx>
         <w:trPr>
           <w:cantSplit/>
           <w:jc w:val="center"/>
@@ -25824,12 +25012,6 @@
         </w:tc>
       </w:tr>
       <w:tr>
-        <w:tblPrEx>
-          <w:tblCellMar>
-            <w:top w:w="0" w:type="dxa"/>
-            <w:bottom w:w="0" w:type="dxa"/>
-          </w:tblCellMar>
-        </w:tblPrEx>
         <w:trPr>
           <w:cantSplit/>
           <w:jc w:val="center"/>
@@ -25962,12 +25144,6 @@
         </w:tc>
       </w:tr>
       <w:tr>
-        <w:tblPrEx>
-          <w:tblCellMar>
-            <w:top w:w="0" w:type="dxa"/>
-            <w:bottom w:w="0" w:type="dxa"/>
-          </w:tblCellMar>
-        </w:tblPrEx>
         <w:trPr>
           <w:cantSplit/>
           <w:jc w:val="center"/>
@@ -26100,12 +25276,6 @@
         </w:tc>
       </w:tr>
       <w:tr>
-        <w:tblPrEx>
-          <w:tblCellMar>
-            <w:top w:w="0" w:type="dxa"/>
-            <w:bottom w:w="0" w:type="dxa"/>
-          </w:tblCellMar>
-        </w:tblPrEx>
         <w:trPr>
           <w:cantSplit/>
           <w:jc w:val="center"/>
@@ -26363,12 +25533,6 @@
         <w:gridCol w:w="2998"/>
       </w:tblGrid>
       <w:tr>
-        <w:tblPrEx>
-          <w:tblCellMar>
-            <w:top w:w="0" w:type="dxa"/>
-            <w:bottom w:w="0" w:type="dxa"/>
-          </w:tblCellMar>
-        </w:tblPrEx>
         <w:trPr>
           <w:cantSplit/>
           <w:tblHeader/>
@@ -26551,12 +25715,6 @@
         </w:tc>
       </w:tr>
       <w:tr>
-        <w:tblPrEx>
-          <w:tblCellMar>
-            <w:top w:w="0" w:type="dxa"/>
-            <w:bottom w:w="0" w:type="dxa"/>
-          </w:tblCellMar>
-        </w:tblPrEx>
         <w:trPr>
           <w:cantSplit/>
           <w:jc w:val="center"/>
@@ -26721,12 +25879,6 @@
         </w:tc>
       </w:tr>
       <w:tr>
-        <w:tblPrEx>
-          <w:tblCellMar>
-            <w:top w:w="0" w:type="dxa"/>
-            <w:bottom w:w="0" w:type="dxa"/>
-          </w:tblCellMar>
-        </w:tblPrEx>
         <w:trPr>
           <w:cantSplit/>
           <w:jc w:val="center"/>
@@ -26891,12 +26043,6 @@
         </w:tc>
       </w:tr>
       <w:tr>
-        <w:tblPrEx>
-          <w:tblCellMar>
-            <w:top w:w="0" w:type="dxa"/>
-            <w:bottom w:w="0" w:type="dxa"/>
-          </w:tblCellMar>
-        </w:tblPrEx>
         <w:trPr>
           <w:cantSplit/>
           <w:jc w:val="center"/>
@@ -27061,12 +26207,6 @@
         </w:tc>
       </w:tr>
       <w:tr>
-        <w:tblPrEx>
-          <w:tblCellMar>
-            <w:top w:w="0" w:type="dxa"/>
-            <w:bottom w:w="0" w:type="dxa"/>
-          </w:tblCellMar>
-        </w:tblPrEx>
         <w:trPr>
           <w:cantSplit/>
           <w:jc w:val="center"/>
@@ -27514,12 +26654,6 @@
         <w:gridCol w:w="2698"/>
       </w:tblGrid>
       <w:tr>
-        <w:tblPrEx>
-          <w:tblCellMar>
-            <w:top w:w="0" w:type="dxa"/>
-            <w:bottom w:w="0" w:type="dxa"/>
-          </w:tblCellMar>
-        </w:tblPrEx>
         <w:trPr>
           <w:cantSplit/>
           <w:tblHeader/>
@@ -27632,12 +26766,6 @@
         </w:tc>
       </w:tr>
       <w:tr>
-        <w:tblPrEx>
-          <w:tblCellMar>
-            <w:top w:w="0" w:type="dxa"/>
-            <w:bottom w:w="0" w:type="dxa"/>
-          </w:tblCellMar>
-        </w:tblPrEx>
         <w:trPr>
           <w:cantSplit/>
           <w:jc w:val="center"/>
@@ -27739,12 +26867,6 @@
         </w:tc>
       </w:tr>
       <w:tr>
-        <w:tblPrEx>
-          <w:tblCellMar>
-            <w:top w:w="0" w:type="dxa"/>
-            <w:bottom w:w="0" w:type="dxa"/>
-          </w:tblCellMar>
-        </w:tblPrEx>
         <w:trPr>
           <w:cantSplit/>
           <w:jc w:val="center"/>
@@ -27846,12 +26968,6 @@
         </w:tc>
       </w:tr>
       <w:tr>
-        <w:tblPrEx>
-          <w:tblCellMar>
-            <w:top w:w="0" w:type="dxa"/>
-            <w:bottom w:w="0" w:type="dxa"/>
-          </w:tblCellMar>
-        </w:tblPrEx>
         <w:trPr>
           <w:cantSplit/>
           <w:jc w:val="center"/>
@@ -27953,12 +27069,6 @@
         </w:tc>
       </w:tr>
       <w:tr>
-        <w:tblPrEx>
-          <w:tblCellMar>
-            <w:top w:w="0" w:type="dxa"/>
-            <w:bottom w:w="0" w:type="dxa"/>
-          </w:tblCellMar>
-        </w:tblPrEx>
         <w:trPr>
           <w:cantSplit/>
           <w:jc w:val="center"/>
@@ -28112,12 +27222,6 @@
         <w:gridCol w:w="2498"/>
       </w:tblGrid>
       <w:tr>
-        <w:tblPrEx>
-          <w:tblCellMar>
-            <w:top w:w="0" w:type="dxa"/>
-            <w:bottom w:w="0" w:type="dxa"/>
-          </w:tblCellMar>
-        </w:tblPrEx>
         <w:trPr>
           <w:cantSplit/>
           <w:tblHeader/>
@@ -28195,12 +27299,6 @@
         </w:tc>
       </w:tr>
       <w:tr>
-        <w:tblPrEx>
-          <w:tblCellMar>
-            <w:top w:w="0" w:type="dxa"/>
-            <w:bottom w:w="0" w:type="dxa"/>
-          </w:tblCellMar>
-        </w:tblPrEx>
         <w:trPr>
           <w:cantSplit/>
           <w:jc w:val="center"/>
@@ -28270,12 +27368,6 @@
         </w:tc>
       </w:tr>
       <w:tr>
-        <w:tblPrEx>
-          <w:tblCellMar>
-            <w:top w:w="0" w:type="dxa"/>
-            <w:bottom w:w="0" w:type="dxa"/>
-          </w:tblCellMar>
-        </w:tblPrEx>
         <w:trPr>
           <w:cantSplit/>
           <w:jc w:val="center"/>
@@ -28345,12 +27437,6 @@
         </w:tc>
       </w:tr>
       <w:tr>
-        <w:tblPrEx>
-          <w:tblCellMar>
-            <w:top w:w="0" w:type="dxa"/>
-            <w:bottom w:w="0" w:type="dxa"/>
-          </w:tblCellMar>
-        </w:tblPrEx>
         <w:trPr>
           <w:cantSplit/>
           <w:jc w:val="center"/>
@@ -28420,12 +27506,6 @@
         </w:tc>
       </w:tr>
       <w:tr>
-        <w:tblPrEx>
-          <w:tblCellMar>
-            <w:top w:w="0" w:type="dxa"/>
-            <w:bottom w:w="0" w:type="dxa"/>
-          </w:tblCellMar>
-        </w:tblPrEx>
         <w:trPr>
           <w:cantSplit/>
           <w:jc w:val="center"/>
@@ -28495,12 +27575,6 @@
         </w:tc>
       </w:tr>
       <w:tr>
-        <w:tblPrEx>
-          <w:tblCellMar>
-            <w:top w:w="0" w:type="dxa"/>
-            <w:bottom w:w="0" w:type="dxa"/>
-          </w:tblCellMar>
-        </w:tblPrEx>
         <w:trPr>
           <w:cantSplit/>
           <w:jc w:val="center"/>
@@ -28570,12 +27644,6 @@
         </w:tc>
       </w:tr>
       <w:tr>
-        <w:tblPrEx>
-          <w:tblCellMar>
-            <w:top w:w="0" w:type="dxa"/>
-            <w:bottom w:w="0" w:type="dxa"/>
-          </w:tblCellMar>
-        </w:tblPrEx>
         <w:trPr>
           <w:cantSplit/>
           <w:jc w:val="center"/>
@@ -28645,12 +27713,6 @@
         </w:tc>
       </w:tr>
       <w:tr>
-        <w:tblPrEx>
-          <w:tblCellMar>
-            <w:top w:w="0" w:type="dxa"/>
-            <w:bottom w:w="0" w:type="dxa"/>
-          </w:tblCellMar>
-        </w:tblPrEx>
         <w:trPr>
           <w:cantSplit/>
           <w:jc w:val="center"/>
@@ -28724,12 +27786,6 @@
         </w:tc>
       </w:tr>
       <w:tr>
-        <w:tblPrEx>
-          <w:tblCellMar>
-            <w:top w:w="0" w:type="dxa"/>
-            <w:bottom w:w="0" w:type="dxa"/>
-          </w:tblCellMar>
-        </w:tblPrEx>
         <w:trPr>
           <w:cantSplit/>
           <w:jc w:val="center"/>
@@ -28858,12 +27914,6 @@
         <w:gridCol w:w="1798"/>
       </w:tblGrid>
       <w:tr>
-        <w:tblPrEx>
-          <w:tblCellMar>
-            <w:top w:w="0" w:type="dxa"/>
-            <w:bottom w:w="0" w:type="dxa"/>
-          </w:tblCellMar>
-        </w:tblPrEx>
         <w:trPr>
           <w:cantSplit/>
           <w:tblHeader/>
@@ -29046,12 +28096,6 @@
         </w:tc>
       </w:tr>
       <w:tr>
-        <w:tblPrEx>
-          <w:tblCellMar>
-            <w:top w:w="0" w:type="dxa"/>
-            <w:bottom w:w="0" w:type="dxa"/>
-          </w:tblCellMar>
-        </w:tblPrEx>
         <w:trPr>
           <w:cantSplit/>
           <w:jc w:val="center"/>
@@ -29217,12 +28261,6 @@
         </w:tc>
       </w:tr>
       <w:tr>
-        <w:tblPrEx>
-          <w:tblCellMar>
-            <w:top w:w="0" w:type="dxa"/>
-            <w:bottom w:w="0" w:type="dxa"/>
-          </w:tblCellMar>
-        </w:tblPrEx>
         <w:trPr>
           <w:cantSplit/>
           <w:jc w:val="center"/>
@@ -29388,12 +28426,6 @@
         </w:tc>
       </w:tr>
       <w:tr>
-        <w:tblPrEx>
-          <w:tblCellMar>
-            <w:top w:w="0" w:type="dxa"/>
-            <w:bottom w:w="0" w:type="dxa"/>
-          </w:tblCellMar>
-        </w:tblPrEx>
         <w:trPr>
           <w:cantSplit/>
           <w:jc w:val="center"/>
@@ -29559,12 +28591,6 @@
         </w:tc>
       </w:tr>
       <w:tr>
-        <w:tblPrEx>
-          <w:tblCellMar>
-            <w:top w:w="0" w:type="dxa"/>
-            <w:bottom w:w="0" w:type="dxa"/>
-          </w:tblCellMar>
-        </w:tblPrEx>
         <w:trPr>
           <w:cantSplit/>
           <w:jc w:val="center"/>
@@ -29730,12 +28756,6 @@
         </w:tc>
       </w:tr>
       <w:tr>
-        <w:tblPrEx>
-          <w:tblCellMar>
-            <w:top w:w="0" w:type="dxa"/>
-            <w:bottom w:w="0" w:type="dxa"/>
-          </w:tblCellMar>
-        </w:tblPrEx>
         <w:trPr>
           <w:cantSplit/>
           <w:jc w:val="center"/>
@@ -29911,12 +28931,6 @@
         </w:tc>
       </w:tr>
       <w:tr>
-        <w:tblPrEx>
-          <w:tblCellMar>
-            <w:top w:w="0" w:type="dxa"/>
-            <w:bottom w:w="0" w:type="dxa"/>
-          </w:tblCellMar>
-        </w:tblPrEx>
         <w:trPr>
           <w:cantSplit/>
           <w:jc w:val="center"/>
@@ -30092,12 +29106,6 @@
         </w:tc>
       </w:tr>
       <w:tr>
-        <w:tblPrEx>
-          <w:tblCellMar>
-            <w:top w:w="0" w:type="dxa"/>
-            <w:bottom w:w="0" w:type="dxa"/>
-          </w:tblCellMar>
-        </w:tblPrEx>
         <w:trPr>
           <w:cantSplit/>
           <w:jc w:val="center"/>
@@ -30279,12 +29287,6 @@
         </w:tc>
       </w:tr>
       <w:tr>
-        <w:tblPrEx>
-          <w:tblCellMar>
-            <w:top w:w="0" w:type="dxa"/>
-            <w:bottom w:w="0" w:type="dxa"/>
-          </w:tblCellMar>
-        </w:tblPrEx>
         <w:trPr>
           <w:cantSplit/>
           <w:jc w:val="center"/>
@@ -31357,6 +30359,10 @@
       <w:pPr>
         <w:spacing w:after="100" w:line="276" w:lineRule="auto"/>
         <w:ind w:left="567" w:hanging="567"/>
+        <w:rPr>
+          <w:sz w:val="23"/>
+          <w:szCs w:val="23"/>
+        </w:rPr>
       </w:pPr>
       <w:r>
         <w:rPr>
@@ -31378,6 +30384,47 @@
           <w:szCs w:val="23"/>
         </w:rPr>
         <w:t>] Scikit-learn, “f1_score,” tài liệu chính thức, định nghĩa F1 và phép lấy trung bình macro. https://scikit-learn.org/stable/modules/generated/sklearn.metrics.f1_score.html. Truy cập ngày 22/09/2026.</w:t>
+      </w:r>
+    </w:p>
+    <w:p>
+      <w:pPr>
+        <w:spacing w:after="100" w:line="276" w:lineRule="auto"/>
+        <w:ind w:left="567" w:hanging="567"/>
+        <w:rPr>
+          <w:b/>
+          <w:bCs/>
+          <w:sz w:val="23"/>
+          <w:szCs w:val="23"/>
+        </w:rPr>
+      </w:pPr>
+    </w:p>
+    <w:p>
+      <w:pPr>
+        <w:spacing w:after="100" w:line="276" w:lineRule="auto"/>
+        <w:ind w:left="567" w:hanging="567"/>
+      </w:pPr>
+      <w:r>
+        <w:rPr>
+          <w:b/>
+          <w:bCs/>
+          <w:sz w:val="23"/>
+          <w:szCs w:val="23"/>
+        </w:rPr>
+        <w:t>Link hithub:</w:t>
+      </w:r>
+      <w:r>
+        <w:rPr>
+          <w:sz w:val="23"/>
+          <w:szCs w:val="23"/>
+        </w:rPr>
+        <w:t xml:space="preserve"> </w:t>
+      </w:r>
+      <w:r>
+        <w:rPr>
+          <w:sz w:val="23"/>
+          <w:szCs w:val="23"/>
+        </w:rPr>
+        <w:t>https://github.com/Duyy1103/AI_for_IOT</w:t>
       </w:r>
     </w:p>
     <w:p>
@@ -31444,12 +30491,6 @@
         <w:gridCol w:w="1598"/>
       </w:tblGrid>
       <w:tr>
-        <w:tblPrEx>
-          <w:tblCellMar>
-            <w:top w:w="0" w:type="dxa"/>
-            <w:bottom w:w="0" w:type="dxa"/>
-          </w:tblCellMar>
-        </w:tblPrEx>
         <w:trPr>
           <w:cantSplit/>
           <w:tblHeader/>
@@ -31667,12 +30708,6 @@
         </w:tc>
       </w:tr>
       <w:tr>
-        <w:tblPrEx>
-          <w:tblCellMar>
-            <w:top w:w="0" w:type="dxa"/>
-            <w:bottom w:w="0" w:type="dxa"/>
-          </w:tblCellMar>
-        </w:tblPrEx>
         <w:trPr>
           <w:cantSplit/>
           <w:jc w:val="center"/>
@@ -31870,12 +30905,6 @@
         </w:tc>
       </w:tr>
       <w:tr>
-        <w:tblPrEx>
-          <w:tblCellMar>
-            <w:top w:w="0" w:type="dxa"/>
-            <w:bottom w:w="0" w:type="dxa"/>
-          </w:tblCellMar>
-        </w:tblPrEx>
         <w:trPr>
           <w:cantSplit/>
           <w:jc w:val="center"/>
@@ -32073,12 +31102,6 @@
         </w:tc>
       </w:tr>
       <w:tr>
-        <w:tblPrEx>
-          <w:tblCellMar>
-            <w:top w:w="0" w:type="dxa"/>
-            <w:bottom w:w="0" w:type="dxa"/>
-          </w:tblCellMar>
-        </w:tblPrEx>
         <w:trPr>
           <w:cantSplit/>
           <w:jc w:val="center"/>
@@ -32276,12 +31299,6 @@
         </w:tc>
       </w:tr>
       <w:tr>
-        <w:tblPrEx>
-          <w:tblCellMar>
-            <w:top w:w="0" w:type="dxa"/>
-            <w:bottom w:w="0" w:type="dxa"/>
-          </w:tblCellMar>
-        </w:tblPrEx>
         <w:trPr>
           <w:cantSplit/>
           <w:jc w:val="center"/>
@@ -32479,12 +31496,6 @@
         </w:tc>
       </w:tr>
       <w:tr>
-        <w:tblPrEx>
-          <w:tblCellMar>
-            <w:top w:w="0" w:type="dxa"/>
-            <w:bottom w:w="0" w:type="dxa"/>
-          </w:tblCellMar>
-        </w:tblPrEx>
         <w:trPr>
           <w:cantSplit/>
           <w:jc w:val="center"/>
@@ -32682,12 +31693,6 @@
         </w:tc>
       </w:tr>
       <w:tr>
-        <w:tblPrEx>
-          <w:tblCellMar>
-            <w:top w:w="0" w:type="dxa"/>
-            <w:bottom w:w="0" w:type="dxa"/>
-          </w:tblCellMar>
-        </w:tblPrEx>
         <w:trPr>
           <w:cantSplit/>
           <w:jc w:val="center"/>
@@ -32897,12 +31902,6 @@
         </w:tc>
       </w:tr>
       <w:tr>
-        <w:tblPrEx>
-          <w:tblCellMar>
-            <w:top w:w="0" w:type="dxa"/>
-            <w:bottom w:w="0" w:type="dxa"/>
-          </w:tblCellMar>
-        </w:tblPrEx>
         <w:trPr>
           <w:cantSplit/>
           <w:jc w:val="center"/>
@@ -33156,12 +32155,6 @@
         <w:gridCol w:w="1098"/>
       </w:tblGrid>
       <w:tr>
-        <w:tblPrEx>
-          <w:tblCellMar>
-            <w:top w:w="0" w:type="dxa"/>
-            <w:bottom w:w="0" w:type="dxa"/>
-          </w:tblCellMar>
-        </w:tblPrEx>
         <w:trPr>
           <w:cantSplit/>
           <w:tblHeader/>
@@ -33449,12 +32442,6 @@
         </w:tc>
       </w:tr>
       <w:tr>
-        <w:tblPrEx>
-          <w:tblCellMar>
-            <w:top w:w="0" w:type="dxa"/>
-            <w:bottom w:w="0" w:type="dxa"/>
-          </w:tblCellMar>
-        </w:tblPrEx>
         <w:trPr>
           <w:cantSplit/>
           <w:jc w:val="center"/>
@@ -33716,12 +32703,6 @@
         </w:tc>
       </w:tr>
       <w:tr>
-        <w:tblPrEx>
-          <w:tblCellMar>
-            <w:top w:w="0" w:type="dxa"/>
-            <w:bottom w:w="0" w:type="dxa"/>
-          </w:tblCellMar>
-        </w:tblPrEx>
         <w:trPr>
           <w:cantSplit/>
           <w:jc w:val="center"/>
@@ -33983,12 +32964,6 @@
         </w:tc>
       </w:tr>
       <w:tr>
-        <w:tblPrEx>
-          <w:tblCellMar>
-            <w:top w:w="0" w:type="dxa"/>
-            <w:bottom w:w="0" w:type="dxa"/>
-          </w:tblCellMar>
-        </w:tblPrEx>
         <w:trPr>
           <w:cantSplit/>
           <w:jc w:val="center"/>
@@ -34250,12 +33225,6 @@
         </w:tc>
       </w:tr>
       <w:tr>
-        <w:tblPrEx>
-          <w:tblCellMar>
-            <w:top w:w="0" w:type="dxa"/>
-            <w:bottom w:w="0" w:type="dxa"/>
-          </w:tblCellMar>
-        </w:tblPrEx>
         <w:trPr>
           <w:cantSplit/>
           <w:jc w:val="center"/>
@@ -34517,12 +33486,6 @@
         </w:tc>
       </w:tr>
       <w:tr>
-        <w:tblPrEx>
-          <w:tblCellMar>
-            <w:top w:w="0" w:type="dxa"/>
-            <w:bottom w:w="0" w:type="dxa"/>
-          </w:tblCellMar>
-        </w:tblPrEx>
         <w:trPr>
           <w:cantSplit/>
           <w:jc w:val="center"/>
@@ -34784,12 +33747,6 @@
         </w:tc>
       </w:tr>
       <w:tr>
-        <w:tblPrEx>
-          <w:tblCellMar>
-            <w:top w:w="0" w:type="dxa"/>
-            <w:bottom w:w="0" w:type="dxa"/>
-          </w:tblCellMar>
-        </w:tblPrEx>
         <w:trPr>
           <w:cantSplit/>
           <w:jc w:val="center"/>
@@ -35067,12 +34024,6 @@
         </w:tc>
       </w:tr>
       <w:tr>
-        <w:tblPrEx>
-          <w:tblCellMar>
-            <w:top w:w="0" w:type="dxa"/>
-            <w:bottom w:w="0" w:type="dxa"/>
-          </w:tblCellMar>
-        </w:tblPrEx>
         <w:trPr>
           <w:cantSplit/>
           <w:jc w:val="center"/>
@@ -35392,12 +34343,6 @@
         <w:gridCol w:w="1098"/>
       </w:tblGrid>
       <w:tr>
-        <w:tblPrEx>
-          <w:tblCellMar>
-            <w:top w:w="0" w:type="dxa"/>
-            <w:bottom w:w="0" w:type="dxa"/>
-          </w:tblCellMar>
-        </w:tblPrEx>
         <w:trPr>
           <w:cantSplit/>
           <w:tblHeader/>
@@ -35685,12 +34630,6 @@
         </w:tc>
       </w:tr>
       <w:tr>
-        <w:tblPrEx>
-          <w:tblCellMar>
-            <w:top w:w="0" w:type="dxa"/>
-            <w:bottom w:w="0" w:type="dxa"/>
-          </w:tblCellMar>
-        </w:tblPrEx>
         <w:trPr>
           <w:cantSplit/>
           <w:jc w:val="center"/>
@@ -35952,12 +34891,6 @@
         </w:tc>
       </w:tr>
       <w:tr>
-        <w:tblPrEx>
-          <w:tblCellMar>
-            <w:top w:w="0" w:type="dxa"/>
-            <w:bottom w:w="0" w:type="dxa"/>
-          </w:tblCellMar>
-        </w:tblPrEx>
         <w:trPr>
           <w:cantSplit/>
           <w:jc w:val="center"/>
@@ -36219,12 +35152,6 @@
         </w:tc>
       </w:tr>
       <w:tr>
-        <w:tblPrEx>
-          <w:tblCellMar>
-            <w:top w:w="0" w:type="dxa"/>
-            <w:bottom w:w="0" w:type="dxa"/>
-          </w:tblCellMar>
-        </w:tblPrEx>
         <w:trPr>
           <w:cantSplit/>
           <w:jc w:val="center"/>
@@ -36486,12 +35413,6 @@
         </w:tc>
       </w:tr>
       <w:tr>
-        <w:tblPrEx>
-          <w:tblCellMar>
-            <w:top w:w="0" w:type="dxa"/>
-            <w:bottom w:w="0" w:type="dxa"/>
-          </w:tblCellMar>
-        </w:tblPrEx>
         <w:trPr>
           <w:cantSplit/>
           <w:jc w:val="center"/>
@@ -36753,12 +35674,6 @@
         </w:tc>
       </w:tr>
       <w:tr>
-        <w:tblPrEx>
-          <w:tblCellMar>
-            <w:top w:w="0" w:type="dxa"/>
-            <w:bottom w:w="0" w:type="dxa"/>
-          </w:tblCellMar>
-        </w:tblPrEx>
         <w:trPr>
           <w:cantSplit/>
           <w:jc w:val="center"/>
@@ -37020,12 +35935,6 @@
         </w:tc>
       </w:tr>
       <w:tr>
-        <w:tblPrEx>
-          <w:tblCellMar>
-            <w:top w:w="0" w:type="dxa"/>
-            <w:bottom w:w="0" w:type="dxa"/>
-          </w:tblCellMar>
-        </w:tblPrEx>
         <w:trPr>
           <w:cantSplit/>
           <w:jc w:val="center"/>
@@ -37303,12 +36212,6 @@
         </w:tc>
       </w:tr>
       <w:tr>
-        <w:tblPrEx>
-          <w:tblCellMar>
-            <w:top w:w="0" w:type="dxa"/>
-            <w:bottom w:w="0" w:type="dxa"/>
-          </w:tblCellMar>
-        </w:tblPrEx>
         <w:trPr>
           <w:cantSplit/>
           <w:jc w:val="center"/>

--- a/DuongMinhDuy_final.docx
+++ b/DuongMinhDuy_final.docx
@@ -30244,7 +30244,7 @@
           <w:sz w:val="23"/>
           <w:szCs w:val="23"/>
         </w:rPr>
-        <w:t>] K. J. Piczak, “ESC-50: Dataset for Environmental Sound Classification,” kho dữ liệu chính thức; README và meta/esc50.csv. https://github.com/karolpiczak/ESC-50. Truy cập ngày 22/09/2026.</w:t>
+        <w:t>] D. S. Park và cộng sự, “SpecAugment: A Simple Data Augmentation Method for Automatic Speech Recognition,” Interspeech 2019, tr. 2613–2617. DOI: 10.21437/Interspeech.2019-2680.</w:t>
       </w:r>
     </w:p>
     <w:p>
@@ -30271,119 +30271,7 @@
           <w:sz w:val="23"/>
           <w:szCs w:val="23"/>
         </w:rPr>
-        <w:t>] D. S. Park và cộng sự, “SpecAugment: A Simple Data Augmentation Method for Automatic Speech Recognition,” Interspeech 2019, tr. 2613–2617. DOI: 10.21437/Interspeech.2019-2680.</w:t>
-      </w:r>
-    </w:p>
-    <w:p>
-      <w:pPr>
-        <w:spacing w:after="100" w:line="276" w:lineRule="auto"/>
-        <w:ind w:left="567" w:hanging="567"/>
-      </w:pPr>
-      <w:r>
-        <w:rPr>
-          <w:sz w:val="23"/>
-          <w:szCs w:val="23"/>
-        </w:rPr>
-        <w:t>[</w:t>
-      </w:r>
-      <w:r>
-        <w:rPr>
-          <w:sz w:val="23"/>
-          <w:szCs w:val="23"/>
-        </w:rPr>
-        <w:t>3</w:t>
-      </w:r>
-      <w:r>
-        <w:rPr>
-          <w:sz w:val="23"/>
-          <w:szCs w:val="23"/>
-        </w:rPr>
         <w:t>] C. Banbury và cộng sự, “MicroNets: Neural Network Architectures for Deploying TinyML Applications on Commodity Microcontrollers,” arXiv:2010.11267, 2020.</w:t>
-      </w:r>
-    </w:p>
-    <w:p>
-      <w:pPr>
-        <w:spacing w:after="100" w:line="276" w:lineRule="auto"/>
-        <w:ind w:left="567" w:hanging="567"/>
-      </w:pPr>
-      <w:r>
-        <w:rPr>
-          <w:sz w:val="23"/>
-          <w:szCs w:val="23"/>
-        </w:rPr>
-        <w:t>[</w:t>
-      </w:r>
-      <w:r>
-        <w:rPr>
-          <w:sz w:val="23"/>
-          <w:szCs w:val="23"/>
-        </w:rPr>
-        <w:t>4</w:t>
-      </w:r>
-      <w:r>
-        <w:rPr>
-          <w:sz w:val="23"/>
-          <w:szCs w:val="23"/>
-        </w:rPr>
-        <w:t>] Librosa, tài liệu phiên bản 0.11.0: librosa.stft, librosa.feature.melspectrogram và librosa.resample. https://librosa.org/doc/0.11.0/. Truy cập ngày 22/09/2026.</w:t>
-      </w:r>
-    </w:p>
-    <w:p>
-      <w:pPr>
-        <w:spacing w:after="100" w:line="276" w:lineRule="auto"/>
-        <w:ind w:left="567" w:hanging="567"/>
-      </w:pPr>
-      <w:r>
-        <w:rPr>
-          <w:sz w:val="23"/>
-          <w:szCs w:val="23"/>
-        </w:rPr>
-        <w:t>[</w:t>
-      </w:r>
-      <w:r>
-        <w:rPr>
-          <w:sz w:val="23"/>
-          <w:szCs w:val="23"/>
-        </w:rPr>
-        <w:t>5</w:t>
-      </w:r>
-      <w:r>
-        <w:rPr>
-          <w:sz w:val="23"/>
-          <w:szCs w:val="23"/>
-        </w:rPr>
-        <w:t>] Scikit-learn, “Common pitfalls and recommended practices,” tài liệu chính thức, mục rò rỉ dữ liệu và chuẩn hóa. https://scikit-learn.org/stable/common_pitfalls.html. Truy cập ngày 22/09/2026.</w:t>
-      </w:r>
-    </w:p>
-    <w:p>
-      <w:pPr>
-        <w:spacing w:after="100" w:line="276" w:lineRule="auto"/>
-        <w:ind w:left="567" w:hanging="567"/>
-        <w:rPr>
-          <w:sz w:val="23"/>
-          <w:szCs w:val="23"/>
-        </w:rPr>
-      </w:pPr>
-      <w:r>
-        <w:rPr>
-          <w:sz w:val="23"/>
-          <w:szCs w:val="23"/>
-        </w:rPr>
-        <w:t>[</w:t>
-      </w:r>
-      <w:r>
-        <w:rPr>
-          <w:sz w:val="23"/>
-          <w:szCs w:val="23"/>
-        </w:rPr>
-        <w:t>5</w:t>
-      </w:r>
-      <w:r>
-        <w:rPr>
-          <w:sz w:val="23"/>
-          <w:szCs w:val="23"/>
-        </w:rPr>
-        <w:t>] Scikit-learn, “f1_score,” tài liệu chính thức, định nghĩa F1 và phép lấy trung bình macro. https://scikit-learn.org/stable/modules/generated/sklearn.metrics.f1_score.html. Truy cập ngày 22/09/2026.</w:t>
       </w:r>
     </w:p>
     <w:p>
